--- a/proactive-business-english-b2-sy/out/PBE-B2-B1-SY_Unit09_AnswerKey.docx
+++ b/proactive-business-english-b2-sy/out/PBE-B2-B1-SY_Unit09_AnswerKey.docx
@@ -27760,7 +27760,7 @@
           <w:sz w:val="22"/>
           <w:szCs w:val="22"/>
         </w:rPr>
-        <w:t xml:space="preserve">a tracked change · a substantive change · a term of art · a quoted undertaking · a silent correction · a reinstatement</w:t>
+        <w:t xml:space="preserve">a tracked change · a substantive change · a closed line · a quoted undertaking · a silent correction · a reinstatement</w:t>
       </w:r>
       <w:r>
         <w:rPr>
